--- a/marketing/blog/sap-bdc-knowledge-core/artigo.docx
+++ b/marketing/blog/sap-bdc-knowledge-core/artigo.docx
@@ -573,6 +573,73 @@
         <w:t>[Agendar conversa com a Solveplan]</w:t>
       </w:r>
     </w:p>
+    <w:p>
+      <w:pPr>
+        <w:pStyle w:val="Heading2"/>
+      </w:pPr>
+      <w:r>
+        <w:rPr>
+          <w:b/>
+          <w:color w:val="002B5C"/>
+          <w:sz w:val="28"/>
+        </w:rPr>
+        <w:t>Fontes</w:t>
+      </w:r>
+    </w:p>
+    <w:p>
+      <w:pPr>
+        <w:pStyle w:val="ListBullet"/>
+        <w:spacing w:after="80"/>
+      </w:pPr>
+      <w:r>
+        <w:t>SAP News Center — Accelerate the Autonomous Enterprise with SAP Business Data Cloud</w:t>
+      </w:r>
+    </w:p>
+    <w:p>
+      <w:pPr>
+        <w:pStyle w:val="ListBullet"/>
+        <w:spacing w:after="80"/>
+      </w:pPr>
+      <w:r>
+        <w:t>SAP — SAP Business Data Cloud</w:t>
+      </w:r>
+    </w:p>
+    <w:p>
+      <w:pPr>
+        <w:pStyle w:val="ListBullet"/>
+        <w:spacing w:after="80"/>
+      </w:pPr>
+      <w:r>
+        <w:t>SAVIC Technologies — SAP Business Data Cloud in 2026 Explained</w:t>
+      </w:r>
+    </w:p>
+    <w:p>
+      <w:pPr>
+        <w:pStyle w:val="ListBullet"/>
+        <w:spacing w:after="80"/>
+      </w:pPr>
+      <w:r>
+        <w:t>E3 Magazine — SAP Knowledge Graph and Vector Engine</w:t>
+      </w:r>
+    </w:p>
+    <w:p>
+      <w:pPr>
+        <w:pStyle w:val="ListBullet"/>
+        <w:spacing w:after="80"/>
+      </w:pPr>
+      <w:r>
+        <w:t>BARC — SAP data and analytics 2026: From roadmap to reality</w:t>
+      </w:r>
+    </w:p>
+    <w:p>
+      <w:pPr>
+        <w:pStyle w:val="ListBullet"/>
+        <w:spacing w:after="80"/>
+      </w:pPr>
+      <w:r>
+        <w:t>Futurum Group — Precision Over Prose: Why SAP Knowledge Graph is the Secret to Production-Ready AI</w:t>
+      </w:r>
+    </w:p>
     <w:sectPr>
       <w:pgSz w:w="12240" w:h="15840"/>
       <w:pgMar w:top="1440" w:right="1800" w:bottom="1440" w:left="1800" w:header="720" w:footer="720" w:gutter="0"/>

--- a/marketing/blog/sap-bdc-knowledge-core/artigo.docx
+++ b/marketing/blog/sap-bdc-knowledge-core/artigo.docx
@@ -592,8 +592,18 @@
         <w:spacing w:after="80"/>
       </w:pPr>
       <w:r>
-        <w:t>SAP News Center — Accelerate the Autonomous Enterprise with SAP Business Data Cloud</w:t>
+        <w:t xml:space="preserve">SAP News Center — </w:t>
       </w:r>
+      <w:hyperlink r:id="rId9">
+        <w:r>
+          <w:rPr>
+            <w:rStyle w:val="Hyperlink"/>
+            <w:color w:val="0563C1"/>
+            <w:u w:val="single"/>
+          </w:rPr>
+          <w:t xml:space="preserve">Accelerate the Autonomous Enterprise with SAP Business Data Cloud</w:t>
+        </w:r>
+      </w:hyperlink>
     </w:p>
     <w:p>
       <w:pPr>
@@ -601,8 +611,18 @@
         <w:spacing w:after="80"/>
       </w:pPr>
       <w:r>
-        <w:t>SAP — SAP Business Data Cloud</w:t>
+        <w:t xml:space="preserve">SAP — </w:t>
       </w:r>
+      <w:hyperlink r:id="rId10">
+        <w:r>
+          <w:rPr>
+            <w:rStyle w:val="Hyperlink"/>
+            <w:color w:val="0563C1"/>
+            <w:u w:val="single"/>
+          </w:rPr>
+          <w:t xml:space="preserve">SAP Business Data Cloud</w:t>
+        </w:r>
+      </w:hyperlink>
     </w:p>
     <w:p>
       <w:pPr>
@@ -610,8 +630,18 @@
         <w:spacing w:after="80"/>
       </w:pPr>
       <w:r>
-        <w:t>SAVIC Technologies — SAP Business Data Cloud in 2026 Explained</w:t>
+        <w:t xml:space="preserve">SAVIC Technologies — </w:t>
       </w:r>
+      <w:hyperlink r:id="rId11">
+        <w:r>
+          <w:rPr>
+            <w:rStyle w:val="Hyperlink"/>
+            <w:color w:val="0563C1"/>
+            <w:u w:val="single"/>
+          </w:rPr>
+          <w:t xml:space="preserve">SAP Business Data Cloud in 2026 Explained</w:t>
+        </w:r>
+      </w:hyperlink>
     </w:p>
     <w:p>
       <w:pPr>
@@ -619,8 +649,18 @@
         <w:spacing w:after="80"/>
       </w:pPr>
       <w:r>
-        <w:t>E3 Magazine — SAP Knowledge Graph and Vector Engine</w:t>
+        <w:t xml:space="preserve">E3 Magazine — </w:t>
       </w:r>
+      <w:hyperlink r:id="rId12">
+        <w:r>
+          <w:rPr>
+            <w:rStyle w:val="Hyperlink"/>
+            <w:color w:val="0563C1"/>
+            <w:u w:val="single"/>
+          </w:rPr>
+          <w:t xml:space="preserve">SAP Knowledge Graph and Vector Engine</w:t>
+        </w:r>
+      </w:hyperlink>
     </w:p>
     <w:p>
       <w:pPr>
@@ -628,8 +668,18 @@
         <w:spacing w:after="80"/>
       </w:pPr>
       <w:r>
-        <w:t>BARC — SAP data and analytics 2026: From roadmap to reality</w:t>
+        <w:t xml:space="preserve">BARC — </w:t>
       </w:r>
+      <w:hyperlink r:id="rId13">
+        <w:r>
+          <w:rPr>
+            <w:rStyle w:val="Hyperlink"/>
+            <w:color w:val="0563C1"/>
+            <w:u w:val="single"/>
+          </w:rPr>
+          <w:t xml:space="preserve">SAP data and analytics 2026: From roadmap to reality</w:t>
+        </w:r>
+      </w:hyperlink>
     </w:p>
     <w:p>
       <w:pPr>
@@ -637,8 +687,18 @@
         <w:spacing w:after="80"/>
       </w:pPr>
       <w:r>
-        <w:t>Futurum Group — Precision Over Prose: Why SAP Knowledge Graph is the Secret to Production-Ready AI</w:t>
+        <w:t xml:space="preserve">Futurum Group — </w:t>
       </w:r>
+      <w:hyperlink r:id="rId14">
+        <w:r>
+          <w:rPr>
+            <w:rStyle w:val="Hyperlink"/>
+            <w:color w:val="0563C1"/>
+            <w:u w:val="single"/>
+          </w:rPr>
+          <w:t xml:space="preserve">Precision Over Prose: Why SAP Knowledge Graph is the Secret to Production-Ready AI</w:t>
+        </w:r>
+      </w:hyperlink>
     </w:p>
     <w:sectPr>
       <w:pgSz w:w="12240" w:h="15840"/>

--- a/marketing/blog/sap-bdc-knowledge-core/artigo.docx
+++ b/marketing/blog/sap-bdc-knowledge-core/artigo.docx
@@ -700,6 +700,1314 @@
         </w:r>
       </w:hyperlink>
     </w:p>
+    <w:p>
+      <w:r>
+        <w:br w:type="page"/>
+      </w:r>
+    </w:p>
+    <w:p>
+      <w:pPr>
+        <w:pStyle w:val="Heading1"/>
+      </w:pPr>
+      <w:r>
+        <w:rPr>
+          <w:b/>
+          <w:color w:val="002B5C"/>
+          <w:sz w:val="40"/>
+        </w:rPr>
+        <w:t>Metadados SEO — SAP BDC Knowledge Core</w:t>
+      </w:r>
+    </w:p>
+    <w:p>
+      <w:pPr>
+        <w:pStyle w:val="Heading2"/>
+      </w:pPr>
+      <w:r>
+        <w:rPr>
+          <w:b/>
+          <w:color w:val="002B5C"/>
+          <w:sz w:val="28"/>
+        </w:rPr>
+        <w:t>On-page</w:t>
+      </w:r>
+    </w:p>
+    <w:tbl>
+      <w:tblPr>
+        <w:tblStyle w:val="TableGrid"/>
+        <w:tblW w:type="auto" w:w="0"/>
+        <w:tblLook w:firstColumn="1" w:firstRow="1" w:lastColumn="0" w:lastRow="0" w:noHBand="0" w:noVBand="1" w:val="04A0"/>
+      </w:tblPr>
+      <w:tblGrid>
+        <w:gridCol w:w="4320"/>
+        <w:gridCol w:w="4320"/>
+      </w:tblGrid>
+      <w:tr>
+        <w:tc>
+          <w:tcPr>
+            <w:tcW w:type="dxa" w:w="4320"/>
+          </w:tcPr>
+          <w:p>
+            <w:r>
+              <w:rPr>
+                <w:b/>
+              </w:rPr>
+              <w:t>Campo</w:t>
+            </w:r>
+          </w:p>
+        </w:tc>
+        <w:tc>
+          <w:tcPr>
+            <w:tcW w:type="dxa" w:w="4320"/>
+          </w:tcPr>
+          <w:p>
+            <w:r>
+              <w:rPr>
+                <w:b/>
+              </w:rPr>
+              <w:t>Valor</w:t>
+            </w:r>
+          </w:p>
+        </w:tc>
+      </w:tr>
+      <w:tr>
+        <w:tc>
+          <w:tcPr>
+            <w:tcW w:type="dxa" w:w="4320"/>
+          </w:tcPr>
+          <w:p>
+            <w:r>
+              <w:t>Meta title</w:t>
+            </w:r>
+          </w:p>
+        </w:tc>
+        <w:tc>
+          <w:tcPr>
+            <w:tcW w:type="dxa" w:w="4320"/>
+          </w:tcPr>
+          <w:p>
+            <w:r>
+              <w:t>SAP Business Data Cloud: o Knowledge Core que os agentes SAP precisam \</w:t>
+            </w:r>
+          </w:p>
+        </w:tc>
+      </w:tr>
+      <w:tr>
+        <w:tc>
+          <w:tcPr>
+            <w:tcW w:type="dxa" w:w="4320"/>
+          </w:tcPr>
+          <w:p>
+            <w:r>
+              <w:t>Meta description</w:t>
+            </w:r>
+          </w:p>
+        </w:tc>
+        <w:tc>
+          <w:tcPr>
+            <w:tcW w:type="dxa" w:w="4320"/>
+          </w:tcPr>
+          <w:p>
+            <w:r>
+              <w:t>O SAP BDC é o que transforma o Knowledge Graph genérico da SAP no contexto específico da sua empresa. Entenda o papel dos data products, Domain Models e governança de dados mestre.</w:t>
+            </w:r>
+          </w:p>
+        </w:tc>
+      </w:tr>
+      <w:tr>
+        <w:tc>
+          <w:tcPr>
+            <w:tcW w:type="dxa" w:w="4320"/>
+          </w:tcPr>
+          <w:p>
+            <w:r>
+              <w:t>URL slug</w:t>
+            </w:r>
+          </w:p>
+        </w:tc>
+        <w:tc>
+          <w:tcPr>
+            <w:tcW w:type="dxa" w:w="4320"/>
+          </w:tcPr>
+          <w:p>
+            <w:r>
+              <w:t>/blog/sap-bdc-knowledge-core</w:t>
+            </w:r>
+          </w:p>
+        </w:tc>
+      </w:tr>
+      <w:tr>
+        <w:tc>
+          <w:tcPr>
+            <w:tcW w:type="dxa" w:w="4320"/>
+          </w:tcPr>
+          <w:p>
+            <w:r>
+              <w:t>H1</w:t>
+            </w:r>
+          </w:p>
+        </w:tc>
+        <w:tc>
+          <w:tcPr>
+            <w:tcW w:type="dxa" w:w="4320"/>
+          </w:tcPr>
+          <w:p>
+            <w:r>
+              <w:t>SAP BDC como Knowledge Core: por que os agentes SAP precisam conhecer a sua empresa, não só o SAP</w:t>
+            </w:r>
+          </w:p>
+        </w:tc>
+      </w:tr>
+      <w:tr>
+        <w:tc>
+          <w:tcPr>
+            <w:tcW w:type="dxa" w:w="4320"/>
+          </w:tcPr>
+          <w:p>
+            <w:r>
+              <w:t>Canonical</w:t>
+            </w:r>
+          </w:p>
+        </w:tc>
+        <w:tc>
+          <w:tcPr>
+            <w:tcW w:type="dxa" w:w="4320"/>
+          </w:tcPr>
+          <w:p>
+            <w:r>
+              <w:t>https://solveplan.com.br/blog/sap-bdc-knowledge-core</w:t>
+            </w:r>
+          </w:p>
+        </w:tc>
+      </w:tr>
+      <w:tr>
+        <w:tc>
+          <w:tcPr>
+            <w:tcW w:type="dxa" w:w="4320"/>
+          </w:tcPr>
+          <w:p>
+            <w:r>
+              <w:t>OG Title</w:t>
+            </w:r>
+          </w:p>
+        </w:tc>
+        <w:tc>
+          <w:tcPr>
+            <w:tcW w:type="dxa" w:w="4320"/>
+          </w:tcPr>
+          <w:p>
+            <w:r>
+              <w:t>SAP BDC: o contexto que faz os agentes SAP funcionarem para o seu negócio</w:t>
+            </w:r>
+          </w:p>
+        </w:tc>
+      </w:tr>
+      <w:tr>
+        <w:tc>
+          <w:tcPr>
+            <w:tcW w:type="dxa" w:w="4320"/>
+          </w:tcPr>
+          <w:p>
+            <w:r>
+              <w:t>OG Description</w:t>
+            </w:r>
+          </w:p>
+        </w:tc>
+        <w:tc>
+          <w:tcPr>
+            <w:tcW w:type="dxa" w:w="4320"/>
+          </w:tcPr>
+          <w:p>
+            <w:r>
+              <w:t>Data products certificados, Domain Models, governança de dados mestre — entenda por que o BDC é a fundação de toda IA no SAP.</w:t>
+            </w:r>
+          </w:p>
+        </w:tc>
+      </w:tr>
+      <w:tr>
+        <w:tc>
+          <w:tcPr>
+            <w:tcW w:type="dxa" w:w="4320"/>
+          </w:tcPr>
+          <w:p>
+            <w:r>
+              <w:t>OG Image</w:t>
+            </w:r>
+          </w:p>
+        </w:tc>
+        <w:tc>
+          <w:tcPr>
+            <w:tcW w:type="dxa" w:w="4320"/>
+          </w:tcPr>
+          <w:p>
+            <w:r>
+              <w:t>1200x630px — diagrama mostrando BDC como camada entre dados da empresa e o Knowledge Graph, com agentes Joule consumindo o contexto. Fundo azul escuro Solveplan. Alt: "SAP BDC como Knowledge Core — arquitetura de dados para IA empresarial"</w:t>
+            </w:r>
+          </w:p>
+        </w:tc>
+      </w:tr>
+    </w:tbl>
+    <w:p/>
+    <w:p>
+      <w:pPr>
+        <w:pStyle w:val="Heading2"/>
+      </w:pPr>
+      <w:r>
+        <w:rPr>
+          <w:b/>
+          <w:color w:val="002B5C"/>
+          <w:sz w:val="28"/>
+        </w:rPr>
+        <w:t>Links internos sugeridos</w:t>
+      </w:r>
+    </w:p>
+    <w:p>
+      <w:pPr>
+        <w:pStyle w:val="ListBullet"/>
+        <w:spacing w:after="80"/>
+      </w:pPr>
+      <w:r>
+        <w:t>Anchor "SAP Knowledge Graph" → /blog/sap-knowledge-graph</w:t>
+      </w:r>
+    </w:p>
+    <w:p>
+      <w:pPr>
+        <w:pStyle w:val="ListBullet"/>
+        <w:spacing w:after="80"/>
+      </w:pPr>
+      <w:r>
+        <w:t>Anchor "SAP Business AI Platform" → /blog/sap-business-ai-platform</w:t>
+      </w:r>
+    </w:p>
+    <w:p>
+      <w:pPr>
+        <w:pStyle w:val="ListBullet"/>
+        <w:spacing w:after="80"/>
+      </w:pPr>
+      <w:r>
+        <w:t>Anchor "SAP Autonomous Suite" → /blog/sap-autonomous-suite</w:t>
+      </w:r>
+    </w:p>
+    <w:p>
+      <w:pPr>
+        <w:pStyle w:val="ListBullet"/>
+        <w:spacing w:after="80"/>
+      </w:pPr>
+      <w:r>
+        <w:t>Anchor "Joule Work" → /blog/sap-joule-work</w:t>
+      </w:r>
+    </w:p>
+    <w:p>
+      <w:pPr>
+        <w:pStyle w:val="ListBullet"/>
+        <w:spacing w:after="80"/>
+      </w:pPr>
+      <w:r>
+        <w:t>Anchor "SAP Datasphere" → página de solução Datasphere no site Solveplan</w:t>
+      </w:r>
+    </w:p>
+    <w:p>
+      <w:pPr>
+        <w:pStyle w:val="Heading2"/>
+      </w:pPr>
+      <w:r>
+        <w:rPr>
+          <w:b/>
+          <w:color w:val="002B5C"/>
+          <w:sz w:val="28"/>
+        </w:rPr>
+        <w:t>Schema Markup</w:t>
+      </w:r>
+    </w:p>
+    <w:p>
+      <w:pPr>
+        <w:spacing w:before="0" w:after="0"/>
+        <w:ind w:left="360"/>
+        <w:shd w:val="clear" w:color="auto" w:fill="F2F2F2"/>
+      </w:pPr>
+      <w:r>
+        <w:rPr>
+          <w:rFonts w:ascii="Courier New" w:hAnsi="Courier New"/>
+          <w:color w:val="333333"/>
+          <w:sz w:val="16"/>
+        </w:rPr>
+        <w:t>{</w:t>
+      </w:r>
+    </w:p>
+    <w:p>
+      <w:pPr>
+        <w:spacing w:before="0" w:after="0"/>
+        <w:ind w:left="360"/>
+        <w:shd w:val="clear" w:color="auto" w:fill="F2F2F2"/>
+      </w:pPr>
+      <w:r>
+        <w:rPr>
+          <w:rFonts w:ascii="Courier New" w:hAnsi="Courier New"/>
+          <w:color w:val="333333"/>
+          <w:sz w:val="16"/>
+        </w:rPr>
+        <w:t xml:space="preserve">  "@context": "https://schema.org",</w:t>
+      </w:r>
+    </w:p>
+    <w:p>
+      <w:pPr>
+        <w:spacing w:before="0" w:after="0"/>
+        <w:ind w:left="360"/>
+        <w:shd w:val="clear" w:color="auto" w:fill="F2F2F2"/>
+      </w:pPr>
+      <w:r>
+        <w:rPr>
+          <w:rFonts w:ascii="Courier New" w:hAnsi="Courier New"/>
+          <w:color w:val="333333"/>
+          <w:sz w:val="16"/>
+        </w:rPr>
+        <w:t xml:space="preserve">  "@type": "Article",</w:t>
+      </w:r>
+    </w:p>
+    <w:p>
+      <w:pPr>
+        <w:spacing w:before="0" w:after="0"/>
+        <w:ind w:left="360"/>
+        <w:shd w:val="clear" w:color="auto" w:fill="F2F2F2"/>
+      </w:pPr>
+      <w:r>
+        <w:rPr>
+          <w:rFonts w:ascii="Courier New" w:hAnsi="Courier New"/>
+          <w:color w:val="333333"/>
+          <w:sz w:val="16"/>
+        </w:rPr>
+        <w:t xml:space="preserve">  "headline": "SAP BDC como Knowledge Core: por que os agentes SAP precisam conhecer a sua empresa, não só o SAP",</w:t>
+      </w:r>
+    </w:p>
+    <w:p>
+      <w:pPr>
+        <w:spacing w:before="0" w:after="0"/>
+        <w:ind w:left="360"/>
+        <w:shd w:val="clear" w:color="auto" w:fill="F2F2F2"/>
+      </w:pPr>
+      <w:r>
+        <w:rPr>
+          <w:rFonts w:ascii="Courier New" w:hAnsi="Courier New"/>
+          <w:color w:val="333333"/>
+          <w:sz w:val="16"/>
+        </w:rPr>
+        <w:t xml:space="preserve">  "author": {</w:t>
+      </w:r>
+    </w:p>
+    <w:p>
+      <w:pPr>
+        <w:spacing w:before="0" w:after="0"/>
+        <w:ind w:left="360"/>
+        <w:shd w:val="clear" w:color="auto" w:fill="F2F2F2"/>
+      </w:pPr>
+      <w:r>
+        <w:rPr>
+          <w:rFonts w:ascii="Courier New" w:hAnsi="Courier New"/>
+          <w:color w:val="333333"/>
+          <w:sz w:val="16"/>
+        </w:rPr>
+        <w:t xml:space="preserve">    "@type": "Organization",</w:t>
+      </w:r>
+    </w:p>
+    <w:p>
+      <w:pPr>
+        <w:spacing w:before="0" w:after="0"/>
+        <w:ind w:left="360"/>
+        <w:shd w:val="clear" w:color="auto" w:fill="F2F2F2"/>
+      </w:pPr>
+      <w:r>
+        <w:rPr>
+          <w:rFonts w:ascii="Courier New" w:hAnsi="Courier New"/>
+          <w:color w:val="333333"/>
+          <w:sz w:val="16"/>
+        </w:rPr>
+        <w:t xml:space="preserve">    "name": "Solveplan",</w:t>
+      </w:r>
+    </w:p>
+    <w:p>
+      <w:pPr>
+        <w:spacing w:before="0" w:after="0"/>
+        <w:ind w:left="360"/>
+        <w:shd w:val="clear" w:color="auto" w:fill="F2F2F2"/>
+      </w:pPr>
+      <w:r>
+        <w:rPr>
+          <w:rFonts w:ascii="Courier New" w:hAnsi="Courier New"/>
+          <w:color w:val="333333"/>
+          <w:sz w:val="16"/>
+        </w:rPr>
+        <w:t xml:space="preserve">    "url": "https://solveplan.com.br"</w:t>
+      </w:r>
+    </w:p>
+    <w:p>
+      <w:pPr>
+        <w:spacing w:before="0" w:after="0"/>
+        <w:ind w:left="360"/>
+        <w:shd w:val="clear" w:color="auto" w:fill="F2F2F2"/>
+      </w:pPr>
+      <w:r>
+        <w:rPr>
+          <w:rFonts w:ascii="Courier New" w:hAnsi="Courier New"/>
+          <w:color w:val="333333"/>
+          <w:sz w:val="16"/>
+        </w:rPr>
+        <w:t xml:space="preserve">  },</w:t>
+      </w:r>
+    </w:p>
+    <w:p>
+      <w:pPr>
+        <w:spacing w:before="0" w:after="0"/>
+        <w:ind w:left="360"/>
+        <w:shd w:val="clear" w:color="auto" w:fill="F2F2F2"/>
+      </w:pPr>
+      <w:r>
+        <w:rPr>
+          <w:rFonts w:ascii="Courier New" w:hAnsi="Courier New"/>
+          <w:color w:val="333333"/>
+          <w:sz w:val="16"/>
+        </w:rPr>
+        <w:t xml:space="preserve">  "publisher": {</w:t>
+      </w:r>
+    </w:p>
+    <w:p>
+      <w:pPr>
+        <w:spacing w:before="0" w:after="0"/>
+        <w:ind w:left="360"/>
+        <w:shd w:val="clear" w:color="auto" w:fill="F2F2F2"/>
+      </w:pPr>
+      <w:r>
+        <w:rPr>
+          <w:rFonts w:ascii="Courier New" w:hAnsi="Courier New"/>
+          <w:color w:val="333333"/>
+          <w:sz w:val="16"/>
+        </w:rPr>
+        <w:t xml:space="preserve">    "@type": "Organization",</w:t>
+      </w:r>
+    </w:p>
+    <w:p>
+      <w:pPr>
+        <w:spacing w:before="0" w:after="0"/>
+        <w:ind w:left="360"/>
+        <w:shd w:val="clear" w:color="auto" w:fill="F2F2F2"/>
+      </w:pPr>
+      <w:r>
+        <w:rPr>
+          <w:rFonts w:ascii="Courier New" w:hAnsi="Courier New"/>
+          <w:color w:val="333333"/>
+          <w:sz w:val="16"/>
+        </w:rPr>
+        <w:t xml:space="preserve">    "name": "Solveplan",</w:t>
+      </w:r>
+    </w:p>
+    <w:p>
+      <w:pPr>
+        <w:spacing w:before="0" w:after="0"/>
+        <w:ind w:left="360"/>
+        <w:shd w:val="clear" w:color="auto" w:fill="F2F2F2"/>
+      </w:pPr>
+      <w:r>
+        <w:rPr>
+          <w:rFonts w:ascii="Courier New" w:hAnsi="Courier New"/>
+          <w:color w:val="333333"/>
+          <w:sz w:val="16"/>
+        </w:rPr>
+        <w:t xml:space="preserve">    "url": "https://solveplan.com.br"</w:t>
+      </w:r>
+    </w:p>
+    <w:p>
+      <w:pPr>
+        <w:spacing w:before="0" w:after="0"/>
+        <w:ind w:left="360"/>
+        <w:shd w:val="clear" w:color="auto" w:fill="F2F2F2"/>
+      </w:pPr>
+      <w:r>
+        <w:rPr>
+          <w:rFonts w:ascii="Courier New" w:hAnsi="Courier New"/>
+          <w:color w:val="333333"/>
+          <w:sz w:val="16"/>
+        </w:rPr>
+        <w:t xml:space="preserve">  },</w:t>
+      </w:r>
+    </w:p>
+    <w:p>
+      <w:pPr>
+        <w:spacing w:before="0" w:after="0"/>
+        <w:ind w:left="360"/>
+        <w:shd w:val="clear" w:color="auto" w:fill="F2F2F2"/>
+      </w:pPr>
+      <w:r>
+        <w:rPr>
+          <w:rFonts w:ascii="Courier New" w:hAnsi="Courier New"/>
+          <w:color w:val="333333"/>
+          <w:sz w:val="16"/>
+        </w:rPr>
+        <w:t xml:space="preserve">  "datePublished": "2026-05-20",</w:t>
+      </w:r>
+    </w:p>
+    <w:p>
+      <w:pPr>
+        <w:spacing w:before="0" w:after="0"/>
+        <w:ind w:left="360"/>
+        <w:shd w:val="clear" w:color="auto" w:fill="F2F2F2"/>
+      </w:pPr>
+      <w:r>
+        <w:rPr>
+          <w:rFonts w:ascii="Courier New" w:hAnsi="Courier New"/>
+          <w:color w:val="333333"/>
+          <w:sz w:val="16"/>
+        </w:rPr>
+        <w:t xml:space="preserve">  "description": "O SAP BDC é o que transforma o Knowledge Graph genérico da SAP no contexto específico da sua empresa. Entenda o papel dos data products, Domain Models e governança de dados mestre."</w:t>
+      </w:r>
+    </w:p>
+    <w:p>
+      <w:pPr>
+        <w:spacing w:before="0" w:after="0"/>
+        <w:ind w:left="360"/>
+        <w:shd w:val="clear" w:color="auto" w:fill="F2F2F2"/>
+      </w:pPr>
+      <w:r>
+        <w:rPr>
+          <w:rFonts w:ascii="Courier New" w:hAnsi="Courier New"/>
+          <w:color w:val="333333"/>
+          <w:sz w:val="16"/>
+        </w:rPr>
+        <w:t>}</w:t>
+      </w:r>
+    </w:p>
+    <w:p/>
+    <w:p>
+      <w:pPr>
+        <w:spacing w:before="0" w:after="0"/>
+        <w:ind w:left="360"/>
+        <w:shd w:val="clear" w:color="auto" w:fill="F2F2F2"/>
+      </w:pPr>
+      <w:r>
+        <w:rPr>
+          <w:rFonts w:ascii="Courier New" w:hAnsi="Courier New"/>
+          <w:color w:val="333333"/>
+          <w:sz w:val="16"/>
+        </w:rPr>
+        <w:t>{</w:t>
+      </w:r>
+    </w:p>
+    <w:p>
+      <w:pPr>
+        <w:spacing w:before="0" w:after="0"/>
+        <w:ind w:left="360"/>
+        <w:shd w:val="clear" w:color="auto" w:fill="F2F2F2"/>
+      </w:pPr>
+      <w:r>
+        <w:rPr>
+          <w:rFonts w:ascii="Courier New" w:hAnsi="Courier New"/>
+          <w:color w:val="333333"/>
+          <w:sz w:val="16"/>
+        </w:rPr>
+        <w:t xml:space="preserve">  "@context": "https://schema.org",</w:t>
+      </w:r>
+    </w:p>
+    <w:p>
+      <w:pPr>
+        <w:spacing w:before="0" w:after="0"/>
+        <w:ind w:left="360"/>
+        <w:shd w:val="clear" w:color="auto" w:fill="F2F2F2"/>
+      </w:pPr>
+      <w:r>
+        <w:rPr>
+          <w:rFonts w:ascii="Courier New" w:hAnsi="Courier New"/>
+          <w:color w:val="333333"/>
+          <w:sz w:val="16"/>
+        </w:rPr>
+        <w:t xml:space="preserve">  "@type": "FAQPage",</w:t>
+      </w:r>
+    </w:p>
+    <w:p>
+      <w:pPr>
+        <w:spacing w:before="0" w:after="0"/>
+        <w:ind w:left="360"/>
+        <w:shd w:val="clear" w:color="auto" w:fill="F2F2F2"/>
+      </w:pPr>
+      <w:r>
+        <w:rPr>
+          <w:rFonts w:ascii="Courier New" w:hAnsi="Courier New"/>
+          <w:color w:val="333333"/>
+          <w:sz w:val="16"/>
+        </w:rPr>
+        <w:t xml:space="preserve">  "mainEntity": [</w:t>
+      </w:r>
+    </w:p>
+    <w:p>
+      <w:pPr>
+        <w:spacing w:before="0" w:after="0"/>
+        <w:ind w:left="360"/>
+        <w:shd w:val="clear" w:color="auto" w:fill="F2F2F2"/>
+      </w:pPr>
+      <w:r>
+        <w:rPr>
+          <w:rFonts w:ascii="Courier New" w:hAnsi="Courier New"/>
+          <w:color w:val="333333"/>
+          <w:sz w:val="16"/>
+        </w:rPr>
+        <w:t xml:space="preserve">    {</w:t>
+      </w:r>
+    </w:p>
+    <w:p>
+      <w:pPr>
+        <w:spacing w:before="0" w:after="0"/>
+        <w:ind w:left="360"/>
+        <w:shd w:val="clear" w:color="auto" w:fill="F2F2F2"/>
+      </w:pPr>
+      <w:r>
+        <w:rPr>
+          <w:rFonts w:ascii="Courier New" w:hAnsi="Courier New"/>
+          <w:color w:val="333333"/>
+          <w:sz w:val="16"/>
+        </w:rPr>
+        <w:t xml:space="preserve">      "@type": "Question",</w:t>
+      </w:r>
+    </w:p>
+    <w:p>
+      <w:pPr>
+        <w:spacing w:before="0" w:after="0"/>
+        <w:ind w:left="360"/>
+        <w:shd w:val="clear" w:color="auto" w:fill="F2F2F2"/>
+      </w:pPr>
+      <w:r>
+        <w:rPr>
+          <w:rFonts w:ascii="Courier New" w:hAnsi="Courier New"/>
+          <w:color w:val="333333"/>
+          <w:sz w:val="16"/>
+        </w:rPr>
+        <w:t xml:space="preserve">      "name": "O que é o Knowledge Core no contexto do SAP BDC?",</w:t>
+      </w:r>
+    </w:p>
+    <w:p>
+      <w:pPr>
+        <w:spacing w:before="0" w:after="0"/>
+        <w:ind w:left="360"/>
+        <w:shd w:val="clear" w:color="auto" w:fill="F2F2F2"/>
+      </w:pPr>
+      <w:r>
+        <w:rPr>
+          <w:rFonts w:ascii="Courier New" w:hAnsi="Courier New"/>
+          <w:color w:val="333333"/>
+          <w:sz w:val="16"/>
+        </w:rPr>
+        <w:t xml:space="preserve">      "acceptedAnswer": {</w:t>
+      </w:r>
+    </w:p>
+    <w:p>
+      <w:pPr>
+        <w:spacing w:before="0" w:after="0"/>
+        <w:ind w:left="360"/>
+        <w:shd w:val="clear" w:color="auto" w:fill="F2F2F2"/>
+      </w:pPr>
+      <w:r>
+        <w:rPr>
+          <w:rFonts w:ascii="Courier New" w:hAnsi="Courier New"/>
+          <w:color w:val="333333"/>
+          <w:sz w:val="16"/>
+        </w:rPr>
+        <w:t xml:space="preserve">        "@type": "Answer",</w:t>
+      </w:r>
+    </w:p>
+    <w:p>
+      <w:pPr>
+        <w:spacing w:before="0" w:after="0"/>
+        <w:ind w:left="360"/>
+        <w:shd w:val="clear" w:color="auto" w:fill="F2F2F2"/>
+      </w:pPr>
+      <w:r>
+        <w:rPr>
+          <w:rFonts w:ascii="Courier New" w:hAnsi="Courier New"/>
+          <w:color w:val="333333"/>
+          <w:sz w:val="16"/>
+        </w:rPr>
+        <w:t xml:space="preserve">        "text": "Knowledge Core é o papel do SAP Business Data Cloud como camada de dados governados e semanticamente estruturados que ancora agentes e aplicações ao contexto real da empresa. A SAP define o BDC como 'the trusted knowledge core for every enterprise application and agent' — a fundação de contexto confiável para IA empresarial no ecossistema SAP."</w:t>
+      </w:r>
+    </w:p>
+    <w:p>
+      <w:pPr>
+        <w:spacing w:before="0" w:after="0"/>
+        <w:ind w:left="360"/>
+        <w:shd w:val="clear" w:color="auto" w:fill="F2F2F2"/>
+      </w:pPr>
+      <w:r>
+        <w:rPr>
+          <w:rFonts w:ascii="Courier New" w:hAnsi="Courier New"/>
+          <w:color w:val="333333"/>
+          <w:sz w:val="16"/>
+        </w:rPr>
+        <w:t xml:space="preserve">      }</w:t>
+      </w:r>
+    </w:p>
+    <w:p>
+      <w:pPr>
+        <w:spacing w:before="0" w:after="0"/>
+        <w:ind w:left="360"/>
+        <w:shd w:val="clear" w:color="auto" w:fill="F2F2F2"/>
+      </w:pPr>
+      <w:r>
+        <w:rPr>
+          <w:rFonts w:ascii="Courier New" w:hAnsi="Courier New"/>
+          <w:color w:val="333333"/>
+          <w:sz w:val="16"/>
+        </w:rPr>
+        <w:t xml:space="preserve">    },</w:t>
+      </w:r>
+    </w:p>
+    <w:p>
+      <w:pPr>
+        <w:spacing w:before="0" w:after="0"/>
+        <w:ind w:left="360"/>
+        <w:shd w:val="clear" w:color="auto" w:fill="F2F2F2"/>
+      </w:pPr>
+      <w:r>
+        <w:rPr>
+          <w:rFonts w:ascii="Courier New" w:hAnsi="Courier New"/>
+          <w:color w:val="333333"/>
+          <w:sz w:val="16"/>
+        </w:rPr>
+        <w:t xml:space="preserve">    {</w:t>
+      </w:r>
+    </w:p>
+    <w:p>
+      <w:pPr>
+        <w:spacing w:before="0" w:after="0"/>
+        <w:ind w:left="360"/>
+        <w:shd w:val="clear" w:color="auto" w:fill="F2F2F2"/>
+      </w:pPr>
+      <w:r>
+        <w:rPr>
+          <w:rFonts w:ascii="Courier New" w:hAnsi="Courier New"/>
+          <w:color w:val="333333"/>
+          <w:sz w:val="16"/>
+        </w:rPr>
+        <w:t xml:space="preserve">      "@type": "Question",</w:t>
+      </w:r>
+    </w:p>
+    <w:p>
+      <w:pPr>
+        <w:spacing w:before="0" w:after="0"/>
+        <w:ind w:left="360"/>
+        <w:shd w:val="clear" w:color="auto" w:fill="F2F2F2"/>
+      </w:pPr>
+      <w:r>
+        <w:rPr>
+          <w:rFonts w:ascii="Courier New" w:hAnsi="Courier New"/>
+          <w:color w:val="333333"/>
+          <w:sz w:val="16"/>
+        </w:rPr>
+        <w:t xml:space="preserve">      "name": "Qual a diferença entre o SAP Knowledge Graph e o BDC como Knowledge Core?",</w:t>
+      </w:r>
+    </w:p>
+    <w:p>
+      <w:pPr>
+        <w:spacing w:before="0" w:after="0"/>
+        <w:ind w:left="360"/>
+        <w:shd w:val="clear" w:color="auto" w:fill="F2F2F2"/>
+      </w:pPr>
+      <w:r>
+        <w:rPr>
+          <w:rFonts w:ascii="Courier New" w:hAnsi="Courier New"/>
+          <w:color w:val="333333"/>
+          <w:sz w:val="16"/>
+        </w:rPr>
+        <w:t xml:space="preserve">      "acceptedAnswer": {</w:t>
+      </w:r>
+    </w:p>
+    <w:p>
+      <w:pPr>
+        <w:spacing w:before="0" w:after="0"/>
+        <w:ind w:left="360"/>
+        <w:shd w:val="clear" w:color="auto" w:fill="F2F2F2"/>
+      </w:pPr>
+      <w:r>
+        <w:rPr>
+          <w:rFonts w:ascii="Courier New" w:hAnsi="Courier New"/>
+          <w:color w:val="333333"/>
+          <w:sz w:val="16"/>
+        </w:rPr>
+        <w:t xml:space="preserve">        "@type": "Answer",</w:t>
+      </w:r>
+    </w:p>
+    <w:p>
+      <w:pPr>
+        <w:spacing w:before="0" w:after="0"/>
+        <w:ind w:left="360"/>
+        <w:shd w:val="clear" w:color="auto" w:fill="F2F2F2"/>
+      </w:pPr>
+      <w:r>
+        <w:rPr>
+          <w:rFonts w:ascii="Courier New" w:hAnsi="Courier New"/>
+          <w:color w:val="333333"/>
+          <w:sz w:val="16"/>
+        </w:rPr>
+        <w:t xml:space="preserve">        "text": "O SAP Knowledge Graph é o mapa genérico de processos e relações do universo SAP — compartilhado por todos os clientes. O BDC como Knowledge Core estende esse mapa com o contexto específico da empresa: suas hierarquias, seus dados mestre, seu histórico transacional e suas regras de processo. O Knowledge Graph sabe como o ERP funciona; o BDC faz ele saber como o seu ERP funciona."</w:t>
+      </w:r>
+    </w:p>
+    <w:p>
+      <w:pPr>
+        <w:spacing w:before="0" w:after="0"/>
+        <w:ind w:left="360"/>
+        <w:shd w:val="clear" w:color="auto" w:fill="F2F2F2"/>
+      </w:pPr>
+      <w:r>
+        <w:rPr>
+          <w:rFonts w:ascii="Courier New" w:hAnsi="Courier New"/>
+          <w:color w:val="333333"/>
+          <w:sz w:val="16"/>
+        </w:rPr>
+        <w:t xml:space="preserve">      }</w:t>
+      </w:r>
+    </w:p>
+    <w:p>
+      <w:pPr>
+        <w:spacing w:before="0" w:after="0"/>
+        <w:ind w:left="360"/>
+        <w:shd w:val="clear" w:color="auto" w:fill="F2F2F2"/>
+      </w:pPr>
+      <w:r>
+        <w:rPr>
+          <w:rFonts w:ascii="Courier New" w:hAnsi="Courier New"/>
+          <w:color w:val="333333"/>
+          <w:sz w:val="16"/>
+        </w:rPr>
+        <w:t xml:space="preserve">    },</w:t>
+      </w:r>
+    </w:p>
+    <w:p>
+      <w:pPr>
+        <w:spacing w:before="0" w:after="0"/>
+        <w:ind w:left="360"/>
+        <w:shd w:val="clear" w:color="auto" w:fill="F2F2F2"/>
+      </w:pPr>
+      <w:r>
+        <w:rPr>
+          <w:rFonts w:ascii="Courier New" w:hAnsi="Courier New"/>
+          <w:color w:val="333333"/>
+          <w:sz w:val="16"/>
+        </w:rPr>
+        <w:t xml:space="preserve">    {</w:t>
+      </w:r>
+    </w:p>
+    <w:p>
+      <w:pPr>
+        <w:spacing w:before="0" w:after="0"/>
+        <w:ind w:left="360"/>
+        <w:shd w:val="clear" w:color="auto" w:fill="F2F2F2"/>
+      </w:pPr>
+      <w:r>
+        <w:rPr>
+          <w:rFonts w:ascii="Courier New" w:hAnsi="Courier New"/>
+          <w:color w:val="333333"/>
+          <w:sz w:val="16"/>
+        </w:rPr>
+        <w:t xml:space="preserve">      "@type": "Question",</w:t>
+      </w:r>
+    </w:p>
+    <w:p>
+      <w:pPr>
+        <w:spacing w:before="0" w:after="0"/>
+        <w:ind w:left="360"/>
+        <w:shd w:val="clear" w:color="auto" w:fill="F2F2F2"/>
+      </w:pPr>
+      <w:r>
+        <w:rPr>
+          <w:rFonts w:ascii="Courier New" w:hAnsi="Courier New"/>
+          <w:color w:val="333333"/>
+          <w:sz w:val="16"/>
+        </w:rPr>
+        <w:t xml:space="preserve">      "name": "O que é um data product no SAP BDC?",</w:t>
+      </w:r>
+    </w:p>
+    <w:p>
+      <w:pPr>
+        <w:spacing w:before="0" w:after="0"/>
+        <w:ind w:left="360"/>
+        <w:shd w:val="clear" w:color="auto" w:fill="F2F2F2"/>
+      </w:pPr>
+      <w:r>
+        <w:rPr>
+          <w:rFonts w:ascii="Courier New" w:hAnsi="Courier New"/>
+          <w:color w:val="333333"/>
+          <w:sz w:val="16"/>
+        </w:rPr>
+        <w:t xml:space="preserve">      "acceptedAnswer": {</w:t>
+      </w:r>
+    </w:p>
+    <w:p>
+      <w:pPr>
+        <w:spacing w:before="0" w:after="0"/>
+        <w:ind w:left="360"/>
+        <w:shd w:val="clear" w:color="auto" w:fill="F2F2F2"/>
+      </w:pPr>
+      <w:r>
+        <w:rPr>
+          <w:rFonts w:ascii="Courier New" w:hAnsi="Courier New"/>
+          <w:color w:val="333333"/>
+          <w:sz w:val="16"/>
+        </w:rPr>
+        <w:t xml:space="preserve">        "@type": "Answer",</w:t>
+      </w:r>
+    </w:p>
+    <w:p>
+      <w:pPr>
+        <w:spacing w:before="0" w:after="0"/>
+        <w:ind w:left="360"/>
+        <w:shd w:val="clear" w:color="auto" w:fill="F2F2F2"/>
+      </w:pPr>
+      <w:r>
+        <w:rPr>
+          <w:rFonts w:ascii="Courier New" w:hAnsi="Courier New"/>
+          <w:color w:val="333333"/>
+          <w:sz w:val="16"/>
+        </w:rPr>
+        <w:t xml:space="preserve">        "text": "Um data product é um ativo de dado certificado no BDC — verificado pelo SAP Master Data Governance, alinhado às políticas da empresa e pronto para consumo por agentes e aplicações. Ele encapsula não apenas os dados, mas as regras de qualidade e o contexto de negócio que tornam aquele dado confiável para decisão automatizada."</w:t>
+      </w:r>
+    </w:p>
+    <w:p>
+      <w:pPr>
+        <w:spacing w:before="0" w:after="0"/>
+        <w:ind w:left="360"/>
+        <w:shd w:val="clear" w:color="auto" w:fill="F2F2F2"/>
+      </w:pPr>
+      <w:r>
+        <w:rPr>
+          <w:rFonts w:ascii="Courier New" w:hAnsi="Courier New"/>
+          <w:color w:val="333333"/>
+          <w:sz w:val="16"/>
+        </w:rPr>
+        <w:t xml:space="preserve">      }</w:t>
+      </w:r>
+    </w:p>
+    <w:p>
+      <w:pPr>
+        <w:spacing w:before="0" w:after="0"/>
+        <w:ind w:left="360"/>
+        <w:shd w:val="clear" w:color="auto" w:fill="F2F2F2"/>
+      </w:pPr>
+      <w:r>
+        <w:rPr>
+          <w:rFonts w:ascii="Courier New" w:hAnsi="Courier New"/>
+          <w:color w:val="333333"/>
+          <w:sz w:val="16"/>
+        </w:rPr>
+        <w:t xml:space="preserve">    },</w:t>
+      </w:r>
+    </w:p>
+    <w:p>
+      <w:pPr>
+        <w:spacing w:before="0" w:after="0"/>
+        <w:ind w:left="360"/>
+        <w:shd w:val="clear" w:color="auto" w:fill="F2F2F2"/>
+      </w:pPr>
+      <w:r>
+        <w:rPr>
+          <w:rFonts w:ascii="Courier New" w:hAnsi="Courier New"/>
+          <w:color w:val="333333"/>
+          <w:sz w:val="16"/>
+        </w:rPr>
+        <w:t xml:space="preserve">    {</w:t>
+      </w:r>
+    </w:p>
+    <w:p>
+      <w:pPr>
+        <w:spacing w:before="0" w:after="0"/>
+        <w:ind w:left="360"/>
+        <w:shd w:val="clear" w:color="auto" w:fill="F2F2F2"/>
+      </w:pPr>
+      <w:r>
+        <w:rPr>
+          <w:rFonts w:ascii="Courier New" w:hAnsi="Courier New"/>
+          <w:color w:val="333333"/>
+          <w:sz w:val="16"/>
+        </w:rPr>
+        <w:t xml:space="preserve">      "@type": "Question",</w:t>
+      </w:r>
+    </w:p>
+    <w:p>
+      <w:pPr>
+        <w:spacing w:before="0" w:after="0"/>
+        <w:ind w:left="360"/>
+        <w:shd w:val="clear" w:color="auto" w:fill="F2F2F2"/>
+      </w:pPr>
+      <w:r>
+        <w:rPr>
+          <w:rFonts w:ascii="Courier New" w:hAnsi="Courier New"/>
+          <w:color w:val="333333"/>
+          <w:sz w:val="16"/>
+        </w:rPr>
+        <w:t xml:space="preserve">      "name": "O que são SAP Domain Models?",</w:t>
+      </w:r>
+    </w:p>
+    <w:p>
+      <w:pPr>
+        <w:spacing w:before="0" w:after="0"/>
+        <w:ind w:left="360"/>
+        <w:shd w:val="clear" w:color="auto" w:fill="F2F2F2"/>
+      </w:pPr>
+      <w:r>
+        <w:rPr>
+          <w:rFonts w:ascii="Courier New" w:hAnsi="Courier New"/>
+          <w:color w:val="333333"/>
+          <w:sz w:val="16"/>
+        </w:rPr>
+        <w:t xml:space="preserve">      "acceptedAnswer": {</w:t>
+      </w:r>
+    </w:p>
+    <w:p>
+      <w:pPr>
+        <w:spacing w:before="0" w:after="0"/>
+        <w:ind w:left="360"/>
+        <w:shd w:val="clear" w:color="auto" w:fill="F2F2F2"/>
+      </w:pPr>
+      <w:r>
+        <w:rPr>
+          <w:rFonts w:ascii="Courier New" w:hAnsi="Courier New"/>
+          <w:color w:val="333333"/>
+          <w:sz w:val="16"/>
+        </w:rPr>
+        <w:t xml:space="preserve">        "@type": "Answer",</w:t>
+      </w:r>
+    </w:p>
+    <w:p>
+      <w:pPr>
+        <w:spacing w:before="0" w:after="0"/>
+        <w:ind w:left="360"/>
+        <w:shd w:val="clear" w:color="auto" w:fill="F2F2F2"/>
+      </w:pPr>
+      <w:r>
+        <w:rPr>
+          <w:rFonts w:ascii="Courier New" w:hAnsi="Courier New"/>
+          <w:color w:val="333333"/>
+          <w:sz w:val="16"/>
+        </w:rPr>
+        <w:t xml:space="preserve">        "text": "SAP Domain Models são modelos pré-treinados no código SAP e na lógica de processo da plataforma. Eles traduzem dados estruturados pelo BDC para contexto de processo que os agentes conseguem interpretar — transformando diferenças numéricas em significado de negócio como variações orçamentárias, exceções de processo ou itens que requerem aprovação."</w:t>
+      </w:r>
+    </w:p>
+    <w:p>
+      <w:pPr>
+        <w:spacing w:before="0" w:after="0"/>
+        <w:ind w:left="360"/>
+        <w:shd w:val="clear" w:color="auto" w:fill="F2F2F2"/>
+      </w:pPr>
+      <w:r>
+        <w:rPr>
+          <w:rFonts w:ascii="Courier New" w:hAnsi="Courier New"/>
+          <w:color w:val="333333"/>
+          <w:sz w:val="16"/>
+        </w:rPr>
+        <w:t xml:space="preserve">      }</w:t>
+      </w:r>
+    </w:p>
+    <w:p>
+      <w:pPr>
+        <w:spacing w:before="0" w:after="0"/>
+        <w:ind w:left="360"/>
+        <w:shd w:val="clear" w:color="auto" w:fill="F2F2F2"/>
+      </w:pPr>
+      <w:r>
+        <w:rPr>
+          <w:rFonts w:ascii="Courier New" w:hAnsi="Courier New"/>
+          <w:color w:val="333333"/>
+          <w:sz w:val="16"/>
+        </w:rPr>
+        <w:t xml:space="preserve">    }</w:t>
+      </w:r>
+    </w:p>
+    <w:p>
+      <w:pPr>
+        <w:spacing w:before="0" w:after="0"/>
+        <w:ind w:left="360"/>
+        <w:shd w:val="clear" w:color="auto" w:fill="F2F2F2"/>
+      </w:pPr>
+      <w:r>
+        <w:rPr>
+          <w:rFonts w:ascii="Courier New" w:hAnsi="Courier New"/>
+          <w:color w:val="333333"/>
+          <w:sz w:val="16"/>
+        </w:rPr>
+        <w:t xml:space="preserve">  ]</w:t>
+      </w:r>
+    </w:p>
+    <w:p>
+      <w:pPr>
+        <w:spacing w:before="0" w:after="0"/>
+        <w:ind w:left="360"/>
+        <w:shd w:val="clear" w:color="auto" w:fill="F2F2F2"/>
+      </w:pPr>
+      <w:r>
+        <w:rPr>
+          <w:rFonts w:ascii="Courier New" w:hAnsi="Courier New"/>
+          <w:color w:val="333333"/>
+          <w:sz w:val="16"/>
+        </w:rPr>
+        <w:t>}</w:t>
+      </w:r>
+    </w:p>
+    <w:p/>
+    <w:p>
+      <w:pPr>
+        <w:pStyle w:val="Heading2"/>
+      </w:pPr>
+      <w:r>
+        <w:rPr>
+          <w:b/>
+          <w:color w:val="002B5C"/>
+          <w:sz w:val="28"/>
+        </w:rPr>
+        <w:t>Metas de performance</w:t>
+      </w:r>
+    </w:p>
+    <w:tbl>
+      <w:tblPr>
+        <w:tblStyle w:val="TableGrid"/>
+        <w:tblW w:type="auto" w:w="0"/>
+        <w:tblLook w:firstColumn="1" w:firstRow="1" w:lastColumn="0" w:lastRow="0" w:noHBand="0" w:noVBand="1" w:val="04A0"/>
+      </w:tblPr>
+      <w:tblGrid>
+        <w:gridCol w:w="4320"/>
+        <w:gridCol w:w="4320"/>
+      </w:tblGrid>
+      <w:tr>
+        <w:tc>
+          <w:tcPr>
+            <w:tcW w:type="dxa" w:w="4320"/>
+          </w:tcPr>
+          <w:p>
+            <w:r>
+              <w:rPr>
+                <w:b/>
+              </w:rPr>
+              <w:t>Métrica</w:t>
+            </w:r>
+          </w:p>
+        </w:tc>
+        <w:tc>
+          <w:tcPr>
+            <w:tcW w:type="dxa" w:w="4320"/>
+          </w:tcPr>
+          <w:p>
+            <w:r>
+              <w:rPr>
+                <w:b/>
+              </w:rPr>
+              <w:t>Meta</w:t>
+            </w:r>
+          </w:p>
+        </w:tc>
+      </w:tr>
+      <w:tr>
+        <w:tc>
+          <w:tcPr>
+            <w:tcW w:type="dxa" w:w="4320"/>
+          </w:tcPr>
+          <w:p>
+            <w:r>
+              <w:t>Ranking</w:t>
+            </w:r>
+          </w:p>
+        </w:tc>
+        <w:tc>
+          <w:tcPr>
+            <w:tcW w:type="dxa" w:w="4320"/>
+          </w:tcPr>
+          <w:p>
+            <w:r>
+              <w:t>Top 10 para "SAP Business Data Cloud Knowledge Core" em 90 dias</w:t>
+            </w:r>
+          </w:p>
+        </w:tc>
+      </w:tr>
+      <w:tr>
+        <w:tc>
+          <w:tcPr>
+            <w:tcW w:type="dxa" w:w="4320"/>
+          </w:tcPr>
+          <w:p>
+            <w:r>
+              <w:t>CTR</w:t>
+            </w:r>
+          </w:p>
+        </w:tc>
+        <w:tc>
+          <w:tcPr>
+            <w:tcW w:type="dxa" w:w="4320"/>
+          </w:tcPr>
+          <w:p>
+            <w:r>
+              <w:t>&gt;3% nas primeiras impressões (Google Search Console)</w:t>
+            </w:r>
+          </w:p>
+        </w:tc>
+      </w:tr>
+      <w:tr>
+        <w:tc>
+          <w:tcPr>
+            <w:tcW w:type="dxa" w:w="4320"/>
+          </w:tcPr>
+          <w:p>
+            <w:r>
+              <w:t>Tempo na página</w:t>
+            </w:r>
+          </w:p>
+        </w:tc>
+        <w:tc>
+          <w:tcPr>
+            <w:tcW w:type="dxa" w:w="4320"/>
+          </w:tcPr>
+          <w:p>
+            <w:r>
+              <w:t>&gt;2 min</w:t>
+            </w:r>
+          </w:p>
+        </w:tc>
+      </w:tr>
+      <w:tr>
+        <w:tc>
+          <w:tcPr>
+            <w:tcW w:type="dxa" w:w="4320"/>
+          </w:tcPr>
+          <w:p>
+            <w:r>
+              <w:t>Conversão no CTA</w:t>
+            </w:r>
+          </w:p>
+        </w:tc>
+        <w:tc>
+          <w:tcPr>
+            <w:tcW w:type="dxa" w:w="4320"/>
+          </w:tcPr>
+          <w:p>
+            <w:r>
+              <w:t>&gt;1% de cliques no botão de agendamento</w:t>
+            </w:r>
+          </w:p>
+        </w:tc>
+      </w:tr>
+      <w:tr>
+        <w:tc>
+          <w:tcPr>
+            <w:tcW w:type="dxa" w:w="4320"/>
+          </w:tcPr>
+          <w:p>
+            <w:r>
+              <w:t>Revisão programada</w:t>
+            </w:r>
+          </w:p>
+        </w:tc>
+        <w:tc>
+          <w:tcPr>
+            <w:tcW w:type="dxa" w:w="4320"/>
+          </w:tcPr>
+          <w:p>
+            <w:r>
+              <w:t>2026-08-20 (90 dias após publicação)</w:t>
+            </w:r>
+          </w:p>
+        </w:tc>
+      </w:tr>
+    </w:tbl>
+    <w:p/>
     <w:sectPr>
       <w:pgSz w:w="12240" w:h="15840"/>
       <w:pgMar w:top="1440" w:right="1800" w:bottom="1440" w:left="1800" w:header="720" w:footer="720" w:gutter="0"/>

--- a/marketing/blog/sap-bdc-knowledge-core/artigo.docx
+++ b/marketing/blog/sap-bdc-knowledge-core/artigo.docx
@@ -83,7 +83,7 @@
         <w:spacing w:after="120"/>
       </w:pPr>
       <w:r>
-        <w:t>Um data warehouse tradicional armazena tabelas e registros com esquemas técnicos. Ele sabe que existe um campo chamado `BUKRS` com o valor `1000`. O BDC sabe que `BUKRS 1000` é a empresa Brasil do grupo, que ela tem um plano de contas específico, que o fechamento dela acontece no dia 5 do mês seguinte e que qualquer lançamento acima de R$ 50.000 exige aprovação do controller regional.</w:t>
+        <w:t>Um data warehouse tradicional armazena tabelas com esquemas técnicos. Ele sabe que existe um campo `BUKRS` com o valor `1000`. O BDC sabe que `BUKRS 1000` é a empresa Brasil do grupo, que ela tem um plano de contas específico, que o fechamento acontece no dia 5 do mês seguinte e que qualquer lançamento acima de R$ 50.000 exige aprovação do controller regional.</w:t>
       </w:r>
     </w:p>
     <w:p>
@@ -91,7 +91,7 @@
         <w:spacing w:after="120"/>
       </w:pPr>
       <w:r>
-        <w:t>Essa diferença — entre dado técnico e dado com contexto de negócio — é exatamente o que separa um agente que executa uma tarefa de um agente que executa a tarefa certa, para a entidade certa, dentro das regras corretas.</w:t>
+        <w:t>Essa diferença — entre dado técnico e dado com contexto de negócio — é o que separa um agente que executa uma tarefa de um agente que executa a tarefa certa, para a entidade certa, dentro das regras corretas.</w:t>
       </w:r>
     </w:p>
     <w:p>
@@ -99,7 +99,7 @@
         <w:spacing w:after="120"/>
       </w:pPr>
       <w:r>
-        <w:t>Quando o BDC estrutura os dados com semântica empresarial, ele cria o vocabulário que os agentes SAP — alimentados pelo Claude via Joule — precisam para raciocinar sobre processos reais. Sem esse vocabulário, o agente está literalmente lendo dados que não entende.</w:t>
+        <w:t>Quando o BDC estrutura os dados com semântica empresarial, cria o vocabulário que os agentes SAP — alimentados pelo Claude via Joule — precisam para raciocinar sobre processos reais. Sem esse vocabulário, o agente está lendo dados que não entende.</w:t>
       </w:r>
     </w:p>
     <w:p>
@@ -120,7 +120,7 @@
         <w:spacing w:after="120"/>
       </w:pPr>
       <w:r>
-        <w:t>O SAP Knowledge Graph — parte central do SAP AI Foundation — fornece o contexto genérico do universo SAP: 452.000 tabelas mapeadas do S/4HANA, 7,3 milhões de campos com relações semânticas, 50 anos de lógica de processo codificada. Esse mapa é compartilhado por todos os clientes SAP.</w:t>
+        <w:t>O SAP Knowledge Graph fornece o contexto genérico do universo SAP: tabelas mapeadas do S/4HANA, campos com relações semânticas, 50 anos de lógica de processo codificada. Esse mapa é compartilhado por todos os clientes SAP.</w:t>
       </w:r>
     </w:p>
     <w:p>
@@ -136,7 +136,7 @@
         <w:spacing w:after="120"/>
       </w:pPr>
       <w:r>
-        <w:t>Quando o BDC integra os dados da organização — de fontes SAP e não-SAP — e os estrutura com semântica de negócio, ele estende o Knowledge Graph com o contexto proprietário da empresa:</w:t>
+        <w:t>Quando o BDC integra os dados da organização — de fontes SAP e não-SAP — e os estrutura com semântica de negócio, estende o Knowledge Graph com o contexto proprietário da empresa:</w:t>
       </w:r>
     </w:p>
     <w:p>
@@ -245,7 +245,7 @@
         <w:spacing w:after="120"/>
       </w:pPr>
       <w:r>
-        <w:t>Dentro da arquitetura do BDC, os SAP Domain Models são modelos pré-treinados construídos sobre o código SAP e a lógica de negócio da plataforma. Eles funcionam como interpretadores: recebem os dados estruturados pelo BDC e os traduzem para o contexto de processo que os agentes precisam para agir.</w:t>
+        <w:t>Dentro da arquitetura do BDC, os SAP Domain Models são modelos pré-treinados na lógica SAP que interpretam os dados estruturados pelo BDC e os traduzem para o contexto de processo que os agentes precisam para agir.</w:t>
       </w:r>
     </w:p>
     <w:p>
@@ -253,7 +253,7 @@
         <w:spacing w:after="120"/>
       </w:pPr>
       <w:r>
-        <w:t>Na prática, um Domain Model de finanças sabe o que uma variação de custo significa dentro do ciclo de planejamento SAP — não apenas que dois números são diferentes, mas que essa diferença tem implicações para o fechamento, para o orçamento e para a gestão de desempenho. Esse nível de interpretação é o que permite ao Joule responder não "os valores são diferentes" mas "há uma variação de 8% no centro de custo 1200 que está acima do threshold configurado e requer revisão antes do fechamento".</w:t>
+        <w:t>Um Domain Model de finanças sabe o que uma variação de custo significa dentro do ciclo de planejamento SAP — não apenas que dois números são diferentes, mas que essa diferença tem implicações para o fechamento, para o orçamento e para a gestão de desempenho. Esse nível de interpretação é o que permite ao Joule responder não "os valores são diferentes" mas "há uma variação de 8% no centro de custo 1200 que está acima do threshold configurado e requer revisão antes do fechamento".</w:t>
       </w:r>
     </w:p>
     <w:p>
@@ -261,7 +261,7 @@
         <w:spacing w:after="120"/>
       </w:pPr>
       <w:r>
-        <w:t>Os Domain Models operam sobre os data products governados do BDC — unidades de dado verificadas, alinhadas às políticas da empresa e prontas para consumo por agentes e aplicações. Cada data product encapsula não apenas os dados em si, mas as regras de qualidade, as políticas de acesso e o contexto de negócio que tornam aquele dado confiável para decisão automatizada.</w:t>
+        <w:t>Os Domain Models operam sobre os data products governados do BDC — unidades de dado verificadas, alinhadas às políticas da empresa e prontas para consumo por agentes e aplicações. Cada data product encapsula não apenas os dados, mas as regras de qualidade, as políticas de acesso e o contexto de negócio que tornam aquele dado confiável para decisão automatizada.</w:t>
       </w:r>
     </w:p>
     <w:p>
@@ -282,15 +282,7 @@
         <w:spacing w:after="120"/>
       </w:pPr>
       <w:r>
-        <w:t>O conceito de data product é central para entender por que o BDC é diferente de uma camada de integração convencional.</w:t>
-      </w:r>
-    </w:p>
-    <w:p>
-      <w:pPr>
-        <w:spacing w:after="120"/>
-      </w:pPr>
-      <w:r>
-        <w:t>Um data product no BDC não é um relatório ou uma tabela. É um ativo de dado certificado — validado pelo SAP Master Data Governance, alinhado às políticas comerciais da empresa e disponível para consumo por qualquer aplicação ou agente com as permissões corretas. A certificação garante que o agente que acessa esse produto está operando sobre dado que passou por verificação, não sobre uma cópia desatualizada ou uma extração não governada.</w:t>
+        <w:t>Um data product no BDC não é um relatório ou uma tabela. É um ativo de dado certificado — validado pelo SAP Master Data Governance, alinhado às políticas comerciais da empresa e disponível para consumo por qualquer aplicação ou agente com as permissões corretas.</w:t>
       </w:r>
     </w:p>
     <w:p>
@@ -335,7 +327,7 @@
         <w:spacing w:after="120"/>
       </w:pPr>
       <w:r>
-        <w:t>Quando uma empresa implementa o BDC com qualidade — dados mestre unificados, hierarquias organizacionais corretas, fontes integradas com semântica de negócio e políticas de governança estabelecidas —, ela está construindo o ativo que vai determinar o desempenho de tudo que vier depois: Joule Work, SAP Autonomous Suite, agentes Claude, análises no SAP Datasphere e SAP Analytics Cloud.</w:t>
+        <w:t>Quando uma empresa implementa o BDC com qualidade — dados mestre unificados, hierarquias organizacionais corretas, fontes integradas com semântica de negócio e políticas de governança estabelecidas —, está construindo o ativo que vai determinar o desempenho de tudo que vier depois: Joule Work, SAP Autonomous Suite, agentes Claude, análises no SAP Datasphere e SAP Analytics Cloud.</w:t>
       </w:r>
     </w:p>
     <w:p>
@@ -343,7 +335,7 @@
         <w:spacing w:after="120"/>
       </w:pPr>
       <w:r>
-        <w:t>Quando uma empresa implementa o BDC de forma apressada — apenas como caminho técnico de migração, sem estruturar o contexto semântico —, ela chega às capacidades de IA com uma fundação frágil. O agente pode estar correto tecnicamente e errado do ponto de vista do negócio, porque o dado que ele encontrou não representa o que a empresa entende por aquele conceito.</w:t>
+        <w:t>Quando implementa de forma apressada — apenas como caminho técnico de migração, sem estruturar o contexto semântico —, chega às capacidades de IA com uma fundação frágil. O agente pode estar correto tecnicamente e errado do ponto de vista do negócio, porque o dado que encontrou não representa o que a empresa entende por aquele conceito.</w:t>
       </w:r>
     </w:p>
     <w:p>
@@ -351,7 +343,7 @@
         <w:spacing w:after="120"/>
       </w:pPr>
       <w:r>
-        <w:t>A Solveplan vê frequentemente dois perfis de empresa ao avaliar prontidão para IA no SAP:</w:t>
+        <w:t>A Solveplan vê frequentemente dois perfis ao avaliar prontidão para IA no SAP:</w:t>
       </w:r>
     </w:p>
     <w:p>
@@ -444,7 +436,7 @@
         <w:spacing w:after="120"/>
       </w:pPr>
       <w:r>
-        <w:t>O SAP Knowledge Graph é o mapa genérico de processos e relações do universo SAP — compartilhado por todos os clientes. O BDC como Knowledge Core estende esse mapa com o contexto específico da empresa: suas hierarquias, seus dados mestre, seu histórico transacional, suas regras de processo. O Knowledge Graph sabe como o ERP funciona; o BDC faz ele saber como o seu ERP funciona.</w:t>
+        <w:t>O SAP Knowledge Graph é o mapa genérico de processos do universo SAP — compartilhado por todos os clientes. O BDC como Knowledge Core estende esse mapa com o contexto específico da empresa: suas hierarquias, seus dados mestre, seu histórico transacional, suas regras de processo. O Knowledge Graph sabe como o ERP funciona; o BDC faz ele saber como o seu ERP funciona.</w:t>
       </w:r>
     </w:p>
     <w:p>
@@ -465,7 +457,7 @@
         <w:spacing w:after="120"/>
       </w:pPr>
       <w:r>
-        <w:t>SAP Domain Models são modelos pré-treinados no código SAP e na lógica de processo da plataforma. Eles traduzem dados estruturados pelo BDC para contexto de processo que os agentes conseguem interpretar — transformando diferenças numéricas em significado de negócio como variações orçamentárias, exceções de processo ou itens que requerem aprovação.</w:t>
+        <w:t>SAP Domain Models são modelos pré-treinados na lógica de processo SAP que traduzem dados estruturados pelo BDC em contexto interpretável pelos agentes — transformando diferenças numéricas em significado de negócio como variações orçamentárias, exceções de processo ou itens que requerem aprovação.</w:t>
       </w:r>
     </w:p>
     <w:p>
@@ -486,7 +478,7 @@
         <w:spacing w:after="120"/>
       </w:pPr>
       <w:r>
-        <w:t>Um data product é um ativo de dado certificado no BDC — verificado pelo SAP Master Data Governance, alinhado às políticas da empresa e pronto para consumo por agentes e aplicações. Ele encapsula não apenas os dados, mas as regras de qualidade e o contexto de negócio que tornam aquele dado confiável para decisão automatizada.</w:t>
+        <w:t>Um data product é um ativo de dado certificado no BDC — verificado pelo SAP Master Data Governance, alinhado às políticas da empresa e pronto para consumo por agentes e aplicações. Encapsula não apenas os dados, mas as regras de qualidade e o contexto de negócio que tornam aquele dado confiável para decisão automatizada.</w:t>
       </w:r>
     </w:p>
     <w:p>
@@ -507,7 +499,7 @@
         <w:spacing w:after="120"/>
       </w:pPr>
       <w:r>
-        <w:t>Agentes que operam sobre dados mestre duplicados ou inconsistentes não conseguem distinguir o "cliente A" de três registros diferentes com o mesmo CNPJ. O resultado são ações erradas executadas com confiança — o pior cenário em automação. Com o SAP Master Data Governance integrado ao BDC, cada data product que o agente acessa já passou por verificação de identidade e conformidade.</w:t>
+        <w:t>Agentes que operam sobre dados mestre duplicados ou inconsistentes não conseguem distinguir o "cliente A" de três registros diferentes com o mesmo CNPJ. O resultado são ações erradas executadas com confiança — o pior cenário em automação. Com o SAP Master Data Governance integrado ao BDC, cada data product já passou por verificação de identidade e conformidade.</w:t>
       </w:r>
     </w:p>
     <w:p>
